--- a/episodes/The_Dark_Rise_Episode_16.docx
+++ b/episodes/The_Dark_Rise_Episode_16.docx
@@ -272,7 +272,7 @@
           <w:sz w:val="24"/>
           <w:szCs w:val="24"/>
         </w:rPr>
-        <w:t xml:space="preserve">Beneath the ak-pu roots, the entity felt the shape of Elder Maka's alarm gathering the same way it had felt every alarm gather in this village since it first opened its senses toward the compound where its own son had been born, and weighed, with its usual unhurried care, exactly how much of the midwife it was prepared to defend.</w:t>
+        <w:t xml:space="preserve">Beneath the iroko roots, the entity felt the shape of Elder Maka's alarm gathering the same way it had felt every alarm gather in this village since it first opened its senses toward the compound where its own son had been born, and weighed, with its usual unhurried care, exactly how much of the midwife it was prepared to defend.</w:t>
       </w:r>
     </w:p>
     <w:p>
@@ -605,7 +605,7 @@
           <w:sz w:val="24"/>
           <w:szCs w:val="24"/>
         </w:rPr>
-        <w:t xml:space="preserve">She walked away without looking back a second time, and Amara stood watching her go, thinking of a secret only she and Obi and one voice from beneath the ak-pu roots now shared, and wondering how much longer mercy from a woman that afraid of her own hidden truth could be trusted to hold its shape at all.</w:t>
+        <w:t xml:space="preserve">She walked away without looking back a second time, and Amara stood watching her go, thinking of a secret only she and Obi and one voice from beneath the iroko roots now shared, and wondering how much longer mercy from a woman that afraid of her own hidden truth could be trusted to hold its shape at all.</w:t>
       </w:r>
     </w:p>
     <w:p>

--- a/episodes/The_Dark_Rise_Episode_16.docx
+++ b/episodes/The_Dark_Rise_Episode_16.docx
@@ -168,20 +168,7 @@
     </w:p>
     <w:p>
       <w:pPr>
-        <w:spacing w:after="0" w:line="360"/>
-      </w:pPr>
-      <w:r>
-        <w:rPr>
-          <w:rFonts w:ascii="Georgia" w:hAnsi="Georgia" w:cs="Georgia"/>
-          <w:sz w:val="24"/>
-          <w:szCs w:val="24"/>
-        </w:rPr>
-        <w:t xml:space="preserve"/>
-      </w:r>
-    </w:p>
-    <w:p>
-      <w:pPr>
-        <w:spacing w:after="60" w:line="360"/>
+        <w:spacing w:after="60" w:line="360" w:before="480"/>
         <w:ind w:firstLine="360"/>
       </w:pPr>
       <w:r>
@@ -209,20 +196,7 @@
     </w:p>
     <w:p>
       <w:pPr>
-        <w:spacing w:after="0" w:line="360"/>
-      </w:pPr>
-      <w:r>
-        <w:rPr>
-          <w:rFonts w:ascii="Georgia" w:hAnsi="Georgia" w:cs="Georgia"/>
-          <w:sz w:val="24"/>
-          <w:szCs w:val="24"/>
-        </w:rPr>
-        <w:t xml:space="preserve"/>
-      </w:r>
-    </w:p>
-    <w:p>
-      <w:pPr>
-        <w:spacing w:after="60" w:line="360"/>
+        <w:spacing w:after="60" w:line="360" w:before="480"/>
         <w:ind w:firstLine="360"/>
       </w:pPr>
       <w:r>
@@ -250,20 +224,7 @@
     </w:p>
     <w:p>
       <w:pPr>
-        <w:spacing w:after="0" w:line="360"/>
-      </w:pPr>
-      <w:r>
-        <w:rPr>
-          <w:rFonts w:ascii="Georgia" w:hAnsi="Georgia" w:cs="Georgia"/>
-          <w:sz w:val="24"/>
-          <w:szCs w:val="24"/>
-        </w:rPr>
-        <w:t xml:space="preserve"/>
-      </w:r>
-    </w:p>
-    <w:p>
-      <w:pPr>
-        <w:spacing w:after="60" w:line="360"/>
+        <w:spacing w:after="60" w:line="360" w:before="480"/>
         <w:ind w:firstLine="360"/>
       </w:pPr>
       <w:r>
@@ -305,20 +266,7 @@
     </w:p>
     <w:p>
       <w:pPr>
-        <w:spacing w:after="0" w:line="360"/>
-      </w:pPr>
-      <w:r>
-        <w:rPr>
-          <w:rFonts w:ascii="Georgia" w:hAnsi="Georgia" w:cs="Georgia"/>
-          <w:sz w:val="24"/>
-          <w:szCs w:val="24"/>
-        </w:rPr>
-        <w:t xml:space="preserve"/>
-      </w:r>
-    </w:p>
-    <w:p>
-      <w:pPr>
-        <w:spacing w:after="60" w:line="360"/>
+        <w:spacing w:after="60" w:line="360" w:before="480"/>
         <w:ind w:firstLine="360"/>
       </w:pPr>
       <w:r>
@@ -346,20 +294,7 @@
     </w:p>
     <w:p>
       <w:pPr>
-        <w:spacing w:after="0" w:line="360"/>
-      </w:pPr>
-      <w:r>
-        <w:rPr>
-          <w:rFonts w:ascii="Georgia" w:hAnsi="Georgia" w:cs="Georgia"/>
-          <w:sz w:val="24"/>
-          <w:szCs w:val="24"/>
-        </w:rPr>
-        <w:t xml:space="preserve"/>
-      </w:r>
-    </w:p>
-    <w:p>
-      <w:pPr>
-        <w:spacing w:after="60" w:line="360"/>
+        <w:spacing w:after="60" w:line="360" w:before="480"/>
         <w:ind w:firstLine="360"/>
       </w:pPr>
       <w:r>
@@ -369,6 +304,20 @@
           <w:szCs w:val="24"/>
         </w:rPr>
         <w:t xml:space="preserve">Whatever choice the village made about the midwife, the entity would still hold the same three doors it had held that morning, one dormant and mended, one about to be decided for her by frightened hands, and one hidden so well that even its own host had not yet worked up the courage to name it aloud to another living soul.</w:t>
+      </w:r>
+    </w:p>
+    <w:p>
+      <w:pPr>
+        <w:spacing w:after="60" w:line="360"/>
+        <w:ind w:firstLine="360"/>
+      </w:pPr>
+      <w:r>
+        <w:rPr>
+          <w:rFonts w:ascii="Georgia" w:hAnsi="Georgia" w:cs="Georgia"/>
+          <w:sz w:val="24"/>
+          <w:szCs w:val="24"/>
+        </w:rPr>
+        <w:t xml:space="preserve">Beneath the iroko roots, the cold voice entered its count.</w:t>
       </w:r>
     </w:p>
     <w:p>
@@ -384,25 +333,12 @@
           <w:bCs/>
           <w:caps/>
         </w:rPr>
-        <w:t xml:space="preserve">MIDWIFE THREAD: UNDEFENDED, OUTCOME NEUTRAL EITHER DIRECTION. VESSEL: FIRST TWO SYLLABLE COMBINATION OBSERVED.</w:t>
-      </w:r>
-    </w:p>
-    <w:p>
-      <w:pPr>
-        <w:spacing w:after="0" w:line="360"/>
-      </w:pPr>
-      <w:r>
-        <w:rPr>
-          <w:rFonts w:ascii="Georgia" w:hAnsi="Georgia" w:cs="Georgia"/>
-          <w:sz w:val="24"/>
-          <w:szCs w:val="24"/>
-        </w:rPr>
-        <w:t xml:space="preserve"/>
-      </w:r>
-    </w:p>
-    <w:p>
-      <w:pPr>
-        <w:spacing w:after="60" w:line="360"/>
+        <w:t xml:space="preserve">Midwife thread: undefended, outcome neutral either direction. Vessel: first two syllable combination observed.</w:t>
+      </w:r>
+    </w:p>
+    <w:p>
+      <w:pPr>
+        <w:spacing w:after="60" w:line="360" w:before="480"/>
         <w:ind w:firstLine="360"/>
       </w:pPr>
       <w:r>
@@ -458,20 +394,7 @@
     </w:p>
     <w:p>
       <w:pPr>
-        <w:spacing w:after="0" w:line="360"/>
-      </w:pPr>
-      <w:r>
-        <w:rPr>
-          <w:rFonts w:ascii="Georgia" w:hAnsi="Georgia" w:cs="Georgia"/>
-          <w:sz w:val="24"/>
-          <w:szCs w:val="24"/>
-        </w:rPr>
-        <w:t xml:space="preserve"/>
-      </w:r>
-    </w:p>
-    <w:p>
-      <w:pPr>
-        <w:spacing w:after="60" w:line="360"/>
+        <w:spacing w:after="60" w:line="360" w:before="480"/>
         <w:ind w:firstLine="360"/>
       </w:pPr>
       <w:r>
@@ -527,20 +450,7 @@
     </w:p>
     <w:p>
       <w:pPr>
-        <w:spacing w:after="0" w:line="360"/>
-      </w:pPr>
-      <w:r>
-        <w:rPr>
-          <w:rFonts w:ascii="Georgia" w:hAnsi="Georgia" w:cs="Georgia"/>
-          <w:sz w:val="24"/>
-          <w:szCs w:val="24"/>
-        </w:rPr>
-        <w:t xml:space="preserve"/>
-      </w:r>
-    </w:p>
-    <w:p>
-      <w:pPr>
-        <w:spacing w:after="60" w:line="360"/>
+        <w:spacing w:after="60" w:line="360" w:before="480"/>
         <w:ind w:firstLine="360"/>
       </w:pPr>
       <w:r>
@@ -606,19 +516,6 @@
           <w:szCs w:val="24"/>
         </w:rPr>
         <w:t xml:space="preserve">She walked away without looking back a second time, and Amara stood watching her go, thinking of a secret only she and Obi and one voice from beneath the iroko roots now shared, and wondering how much longer mercy from a woman that afraid of her own hidden truth could be trusted to hold its shape at all.</w:t>
-      </w:r>
-    </w:p>
-    <w:p>
-      <w:pPr>
-        <w:spacing w:after="0" w:line="360"/>
-      </w:pPr>
-      <w:r>
-        <w:rPr>
-          <w:rFonts w:ascii="Georgia" w:hAnsi="Georgia" w:cs="Georgia"/>
-          <w:sz w:val="24"/>
-          <w:szCs w:val="24"/>
-        </w:rPr>
-        <w:t xml:space="preserve"/>
       </w:r>
     </w:p>
     <w:sectPr>
